--- a/rbpl-2872-4727/RBPL-2601-FL.docx
+++ b/rbpl-2872-4727/RBPL-2601-FL.docx
@@ -154,7 +154,43 @@
           <w:szCs w:val="20"/>
           <w:u w:val="none"/>
         </w:rPr>
-        <w:t>March 31, 2026</w:t>
+        <w:fldChar w:fldCharType="begin"/>
+      </w:r>
+      <w:r>
+        <w:rPr>
+          <w:color w:val="auto"/>
+          <w:sz w:val="20"/>
+          <w:szCs w:val="20"/>
+          <w:u w:val="none"/>
+        </w:rPr>
+        <w:instrText xml:space="preserve"> DOCPROPERTY "DateOfDispatch"</w:instrText>
+      </w:r>
+      <w:r>
+        <w:rPr>
+          <w:color w:val="auto"/>
+          <w:sz w:val="20"/>
+          <w:szCs w:val="20"/>
+          <w:u w:val="none"/>
+        </w:rPr>
+        <w:fldChar w:fldCharType="separate"/>
+      </w:r>
+      <w:r>
+        <w:rPr>
+          <w:color w:val="auto"/>
+          <w:sz w:val="20"/>
+          <w:szCs w:val="20"/>
+          <w:u w:val="none"/>
+        </w:rPr>
+        <w:t>May 7, 2026</w:t>
+      </w:r>
+      <w:r>
+        <w:rPr>
+          <w:color w:val="auto"/>
+          <w:sz w:val="20"/>
+          <w:szCs w:val="20"/>
+          <w:u w:val="none"/>
+        </w:rPr>
+        <w:fldChar w:fldCharType="end"/>
       </w:r>
     </w:p>
     <w:p>
@@ -442,6 +478,325 @@
           <w:u w:val="none"/>
         </w:rPr>
         <w:fldChar w:fldCharType="end"/>
+      </w:r>
+    </w:p>
+    <w:p>
+      <w:pPr>
+        <w:pStyle w:val="Default"/>
+        <w:numPr>
+          <w:ilvl w:val="0"/>
+          <w:numId w:val="2"/>
+        </w:numPr>
+        <w:tabs>
+          <w:tab w:val="clear" w:pos="720"/>
+          <w:tab w:val="left" w:pos="400" w:leader="none"/>
+        </w:tabs>
+        <w:bidi w:val="0"/>
+        <w:jc w:val="start"/>
+        <w:rPr>
+          <w:rFonts w:ascii="Calibri" w:hAnsi="Calibri"/>
+          <w:sz w:val="20"/>
+          <w:szCs w:val="20"/>
+        </w:rPr>
+      </w:pPr>
+      <w:r>
+        <w:rPr>
+          <w:b/>
+          <w:bCs/>
+          <w:sz w:val="20"/>
+          <w:szCs w:val="20"/>
+        </w:rPr>
+        <w:fldChar w:fldCharType="begin"/>
+      </w:r>
+      <w:r>
+        <w:rPr>
+          <w:b/>
+          <w:bCs/>
+          <w:sz w:val="20"/>
+          <w:szCs w:val="20"/>
+        </w:rPr>
+        <w:instrText xml:space="preserve"> DOCPROPERTY "Company"</w:instrText>
+      </w:r>
+      <w:r>
+        <w:rPr>
+          <w:b/>
+          <w:bCs/>
+          <w:sz w:val="20"/>
+          <w:szCs w:val="20"/>
+        </w:rPr>
+        <w:fldChar w:fldCharType="separate"/>
+      </w:r>
+      <w:r>
+        <w:rPr>
+          <w:b/>
+          <w:bCs/>
+          <w:sz w:val="20"/>
+          <w:szCs w:val="20"/>
+        </w:rPr>
+        <w:t>Reckitt Benckiser Pakistan Limited</w:t>
+      </w:r>
+      <w:r>
+        <w:rPr>
+          <w:b/>
+          <w:bCs/>
+          <w:sz w:val="20"/>
+          <w:szCs w:val="20"/>
+        </w:rPr>
+        <w:fldChar w:fldCharType="end"/>
+      </w:r>
+      <w:r>
+        <w:rPr>
+          <w:b/>
+          <w:bCs/>
+          <w:sz w:val="20"/>
+          <w:szCs w:val="20"/>
+        </w:rPr>
+        <w:t xml:space="preserve">- Folio #: </w:t>
+      </w:r>
+      <w:r>
+        <w:rPr>
+          <w:b/>
+          <w:bCs/>
+          <w:sz w:val="20"/>
+          <w:szCs w:val="20"/>
+        </w:rPr>
+        <w:fldChar w:fldCharType="begin"/>
+      </w:r>
+      <w:r>
+        <w:rPr>
+          <w:b/>
+          <w:bCs/>
+          <w:sz w:val="20"/>
+          <w:szCs w:val="20"/>
+        </w:rPr>
+        <w:instrText xml:space="preserve"> DOCPROPERTY "Folio2"</w:instrText>
+      </w:r>
+      <w:r>
+        <w:rPr>
+          <w:b/>
+          <w:bCs/>
+          <w:sz w:val="20"/>
+          <w:szCs w:val="20"/>
+        </w:rPr>
+        <w:fldChar w:fldCharType="separate"/>
+      </w:r>
+      <w:r>
+        <w:rPr>
+          <w:b/>
+          <w:bCs/>
+          <w:sz w:val="20"/>
+          <w:szCs w:val="20"/>
+        </w:rPr>
+      </w:r>
+      <w:r>
+        <w:rPr>
+          <w:b/>
+          <w:bCs/>
+          <w:sz w:val="20"/>
+          <w:szCs w:val="20"/>
+        </w:rPr>
+        <w:fldChar w:fldCharType="end"/>
+      </w:r>
+      <w:r>
+        <w:rPr>
+          <w:b/>
+          <w:bCs/>
+          <w:sz w:val="20"/>
+          <w:szCs w:val="20"/>
+        </w:rPr>
+        <w:fldChar w:fldCharType="begin"/>
+      </w:r>
+      <w:r>
+        <w:rPr>
+          <w:b/>
+          <w:bCs/>
+          <w:sz w:val="20"/>
+          <w:szCs w:val="20"/>
+        </w:rPr>
+        <w:instrText xml:space="preserve"> DOCPROPERTY "Folio1"</w:instrText>
+      </w:r>
+      <w:r>
+        <w:rPr>
+          <w:b/>
+          <w:bCs/>
+          <w:sz w:val="20"/>
+          <w:szCs w:val="20"/>
+        </w:rPr>
+        <w:fldChar w:fldCharType="separate"/>
+      </w:r>
+      <w:r>
+        <w:rPr>
+          <w:b/>
+          <w:bCs/>
+          <w:sz w:val="20"/>
+          <w:szCs w:val="20"/>
+        </w:rPr>
+        <w:t>2872 &amp; 4727</w:t>
+      </w:r>
+      <w:r>
+        <w:rPr>
+          <w:b/>
+          <w:bCs/>
+          <w:sz w:val="20"/>
+          <w:szCs w:val="20"/>
+        </w:rPr>
+        <w:fldChar w:fldCharType="end"/>
+      </w:r>
+      <w:r>
+        <w:rPr>
+          <w:b/>
+          <w:bCs/>
+          <w:sz w:val="20"/>
+          <w:szCs w:val="20"/>
+        </w:rPr>
+        <w:fldChar w:fldCharType="begin"/>
+      </w:r>
+      <w:r>
+        <w:rPr>
+          <w:b/>
+          <w:bCs/>
+          <w:sz w:val="20"/>
+          <w:szCs w:val="20"/>
+        </w:rPr>
+        <w:instrText xml:space="preserve"> DOCPROPERTY "Folio3"</w:instrText>
+      </w:r>
+      <w:r>
+        <w:rPr>
+          <w:b/>
+          <w:bCs/>
+          <w:sz w:val="20"/>
+          <w:szCs w:val="20"/>
+        </w:rPr>
+        <w:fldChar w:fldCharType="separate"/>
+      </w:r>
+      <w:r>
+        <w:rPr>
+          <w:b/>
+          <w:bCs/>
+          <w:sz w:val="20"/>
+          <w:szCs w:val="20"/>
+        </w:rPr>
+      </w:r>
+      <w:r>
+        <w:rPr>
+          <w:b/>
+          <w:bCs/>
+          <w:sz w:val="20"/>
+          <w:szCs w:val="20"/>
+        </w:rPr>
+        <w:fldChar w:fldCharType="end"/>
+      </w:r>
+    </w:p>
+    <w:p>
+      <w:pPr>
+        <w:pStyle w:val="Default"/>
+        <w:tabs>
+          <w:tab w:val="clear" w:pos="720"/>
+          <w:tab w:val="left" w:pos="400" w:leader="none"/>
+        </w:tabs>
+        <w:bidi w:val="0"/>
+        <w:jc w:val="start"/>
+        <w:rPr>
+          <w:rFonts w:ascii="Calibri" w:hAnsi="Calibri"/>
+          <w:color w:val="auto"/>
+          <w:sz w:val="20"/>
+          <w:szCs w:val="20"/>
+        </w:rPr>
+      </w:pPr>
+      <w:r>
+        <w:rPr>
+          <w:color w:val="auto"/>
+          <w:sz w:val="20"/>
+          <w:szCs w:val="20"/>
+        </w:rPr>
+      </w:r>
+    </w:p>
+    <w:p>
+      <w:pPr>
+        <w:pStyle w:val="Default"/>
+        <w:tabs>
+          <w:tab w:val="clear" w:pos="720"/>
+          <w:tab w:val="left" w:pos="400" w:leader="none"/>
+        </w:tabs>
+        <w:bidi w:val="0"/>
+        <w:jc w:val="start"/>
+        <w:rPr>
+          <w:rFonts w:ascii="Calibri" w:hAnsi="Calibri"/>
+          <w:sz w:val="20"/>
+          <w:szCs w:val="20"/>
+        </w:rPr>
+      </w:pPr>
+      <w:r>
+        <w:rPr>
+          <w:b w:val="false"/>
+          <w:strike w:val="false"/>
+          <w:dstrike w:val="false"/>
+          <w:color w:val="auto"/>
+          <w:sz w:val="20"/>
+          <w:szCs w:val="20"/>
+          <w:u w:val="none"/>
+        </w:rPr>
+        <w:t xml:space="preserve">Dear Sirs, </w:t>
+      </w:r>
+    </w:p>
+    <w:p>
+      <w:pPr>
+        <w:pStyle w:val="Default"/>
+        <w:tabs>
+          <w:tab w:val="clear" w:pos="720"/>
+          <w:tab w:val="left" w:pos="400" w:leader="none"/>
+        </w:tabs>
+        <w:bidi w:val="0"/>
+        <w:jc w:val="start"/>
+        <w:rPr>
+          <w:rFonts w:ascii="Calibri" w:hAnsi="Calibri"/>
+          <w:b w:val="false"/>
+          <w:strike w:val="false"/>
+          <w:dstrike w:val="false"/>
+          <w:color w:val="auto"/>
+          <w:sz w:val="20"/>
+          <w:szCs w:val="20"/>
+          <w:u w:val="none"/>
+        </w:rPr>
+      </w:pPr>
+      <w:r>
+        <w:rPr>
+          <w:b w:val="false"/>
+          <w:strike w:val="false"/>
+          <w:dstrike w:val="false"/>
+          <w:color w:val="auto"/>
+          <w:sz w:val="20"/>
+          <w:szCs w:val="20"/>
+          <w:u w:val="none"/>
+        </w:rPr>
+      </w:r>
+    </w:p>
+    <w:p>
+      <w:pPr>
+        <w:pStyle w:val="Default"/>
+        <w:tabs>
+          <w:tab w:val="clear" w:pos="720"/>
+          <w:tab w:val="left" w:pos="400" w:leader="none"/>
+        </w:tabs>
+        <w:bidi w:val="0"/>
+        <w:jc w:val="both"/>
+        <w:rPr>
+          <w:rFonts w:ascii="Calibri" w:hAnsi="Calibri"/>
+          <w:sz w:val="20"/>
+          <w:szCs w:val="20"/>
+        </w:rPr>
+      </w:pPr>
+      <w:r>
+        <w:rPr>
+          <w:b w:val="false"/>
+          <w:strike w:val="false"/>
+          <w:dstrike w:val="false"/>
+          <w:color w:val="auto"/>
+          <w:sz w:val="20"/>
+          <w:szCs w:val="20"/>
+          <w:u w:val="none"/>
+        </w:rPr>
+        <w:t>I refer to your letter:</w:t>
       </w:r>
     </w:p>
     <w:p>
@@ -456,311 +811,77 @@
           <w:tab w:val="left" w:pos="400" w:leader="none"/>
         </w:tabs>
         <w:bidi w:val="0"/>
-        <w:jc w:val="start"/>
+        <w:jc w:val="both"/>
         <w:rPr>
           <w:rFonts w:ascii="Calibri" w:hAnsi="Calibri"/>
-          <w:sz w:val="20"/>
-          <w:szCs w:val="20"/>
-        </w:rPr>
-      </w:pPr>
-      <w:r>
-        <w:rPr>
-          <w:b/>
-          <w:bCs/>
-          <w:sz w:val="20"/>
-          <w:szCs w:val="20"/>
+          <w:b w:val="false"/>
+          <w:strike w:val="false"/>
+          <w:dstrike w:val="false"/>
+          <w:color w:val="auto"/>
+          <w:sz w:val="20"/>
+          <w:szCs w:val="20"/>
+          <w:u w:val="none"/>
+        </w:rPr>
+      </w:pPr>
+      <w:r>
+        <w:rPr>
+          <w:b w:val="false"/>
+          <w:strike w:val="false"/>
+          <w:dstrike w:val="false"/>
+          <w:color w:val="auto"/>
+          <w:sz w:val="20"/>
+          <w:szCs w:val="20"/>
+          <w:u w:val="none"/>
         </w:rPr>
         <w:fldChar w:fldCharType="begin"/>
       </w:r>
       <w:r>
         <w:rPr>
-          <w:b/>
-          <w:bCs/>
-          <w:sz w:val="20"/>
-          <w:szCs w:val="20"/>
-        </w:rPr>
-        <w:instrText xml:space="preserve"> DOCPROPERTY "Company"</w:instrText>
-      </w:r>
-      <w:r>
-        <w:rPr>
-          <w:b/>
-          <w:bCs/>
-          <w:sz w:val="20"/>
-          <w:szCs w:val="20"/>
+          <w:b w:val="false"/>
+          <w:strike w:val="false"/>
+          <w:dstrike w:val="false"/>
+          <w:color w:val="auto"/>
+          <w:sz w:val="20"/>
+          <w:szCs w:val="20"/>
+          <w:u w:val="none"/>
+        </w:rPr>
+        <w:instrText xml:space="preserve"> DOCPROPERTY "ReferenceSender"</w:instrText>
+      </w:r>
+      <w:r>
+        <w:rPr>
+          <w:b w:val="false"/>
+          <w:strike w:val="false"/>
+          <w:dstrike w:val="false"/>
+          <w:color w:val="auto"/>
+          <w:sz w:val="20"/>
+          <w:szCs w:val="20"/>
+          <w:u w:val="none"/>
         </w:rPr>
         <w:fldChar w:fldCharType="separate"/>
       </w:r>
       <w:r>
         <w:rPr>
-          <w:b/>
-          <w:bCs/>
-          <w:sz w:val="20"/>
-          <w:szCs w:val="20"/>
-        </w:rPr>
-        <w:t>Reckitt Benckiser Pakistan Limited</w:t>
-      </w:r>
-      <w:r>
-        <w:rPr>
-          <w:b/>
-          <w:bCs/>
-          <w:sz w:val="20"/>
-          <w:szCs w:val="20"/>
+          <w:b w:val="false"/>
+          <w:strike w:val="false"/>
+          <w:dstrike w:val="false"/>
+          <w:color w:val="auto"/>
+          <w:sz w:val="20"/>
+          <w:szCs w:val="20"/>
+          <w:u w:val="none"/>
+        </w:rPr>
+        <w:t>RBPL - 239</w:t>
+      </w:r>
+      <w:r>
+        <w:rPr>
+          <w:b w:val="false"/>
+          <w:strike w:val="false"/>
+          <w:dstrike w:val="false"/>
+          <w:color w:val="auto"/>
+          <w:sz w:val="20"/>
+          <w:szCs w:val="20"/>
+          <w:u w:val="none"/>
         </w:rPr>
         <w:fldChar w:fldCharType="end"/>
-      </w:r>
-      <w:r>
-        <w:rPr>
-          <w:b/>
-          <w:bCs/>
-          <w:sz w:val="20"/>
-          <w:szCs w:val="20"/>
-        </w:rPr>
-        <w:t xml:space="preserve">- Folio #: </w:t>
-      </w:r>
-      <w:r>
-        <w:rPr>
-          <w:b/>
-          <w:bCs/>
-          <w:sz w:val="20"/>
-          <w:szCs w:val="20"/>
-        </w:rPr>
-        <w:fldChar w:fldCharType="begin"/>
-      </w:r>
-      <w:r>
-        <w:rPr>
-          <w:b/>
-          <w:bCs/>
-          <w:sz w:val="20"/>
-          <w:szCs w:val="20"/>
-        </w:rPr>
-        <w:instrText xml:space="preserve"> DOCPROPERTY "Folio2"</w:instrText>
-      </w:r>
-      <w:r>
-        <w:rPr>
-          <w:b/>
-          <w:bCs/>
-          <w:sz w:val="20"/>
-          <w:szCs w:val="20"/>
-        </w:rPr>
-        <w:fldChar w:fldCharType="separate"/>
-      </w:r>
-      <w:r>
-        <w:rPr>
-          <w:b/>
-          <w:bCs/>
-          <w:sz w:val="20"/>
-          <w:szCs w:val="20"/>
-        </w:rPr>
-      </w:r>
-      <w:r>
-        <w:rPr>
-          <w:b/>
-          <w:bCs/>
-          <w:sz w:val="20"/>
-          <w:szCs w:val="20"/>
-        </w:rPr>
-        <w:fldChar w:fldCharType="end"/>
-      </w:r>
-      <w:r>
-        <w:rPr>
-          <w:b/>
-          <w:bCs/>
-          <w:sz w:val="20"/>
-          <w:szCs w:val="20"/>
-        </w:rPr>
-        <w:fldChar w:fldCharType="begin"/>
-      </w:r>
-      <w:r>
-        <w:rPr>
-          <w:b/>
-          <w:bCs/>
-          <w:sz w:val="20"/>
-          <w:szCs w:val="20"/>
-        </w:rPr>
-        <w:instrText xml:space="preserve"> DOCPROPERTY "Folio1"</w:instrText>
-      </w:r>
-      <w:r>
-        <w:rPr>
-          <w:b/>
-          <w:bCs/>
-          <w:sz w:val="20"/>
-          <w:szCs w:val="20"/>
-        </w:rPr>
-        <w:fldChar w:fldCharType="separate"/>
-      </w:r>
-      <w:r>
-        <w:rPr>
-          <w:b/>
-          <w:bCs/>
-          <w:sz w:val="20"/>
-          <w:szCs w:val="20"/>
-        </w:rPr>
-        <w:t>2872 &amp; 4727</w:t>
-      </w:r>
-      <w:r>
-        <w:rPr>
-          <w:b/>
-          <w:bCs/>
-          <w:sz w:val="20"/>
-          <w:szCs w:val="20"/>
-        </w:rPr>
-        <w:fldChar w:fldCharType="end"/>
-      </w:r>
-      <w:r>
-        <w:rPr>
-          <w:b/>
-          <w:bCs/>
-          <w:sz w:val="20"/>
-          <w:szCs w:val="20"/>
-        </w:rPr>
-        <w:fldChar w:fldCharType="begin"/>
-      </w:r>
-      <w:r>
-        <w:rPr>
-          <w:b/>
-          <w:bCs/>
-          <w:sz w:val="20"/>
-          <w:szCs w:val="20"/>
-        </w:rPr>
-        <w:instrText xml:space="preserve"> DOCPROPERTY "Folio3"</w:instrText>
-      </w:r>
-      <w:r>
-        <w:rPr>
-          <w:b/>
-          <w:bCs/>
-          <w:sz w:val="20"/>
-          <w:szCs w:val="20"/>
-        </w:rPr>
-        <w:fldChar w:fldCharType="separate"/>
-      </w:r>
-      <w:r>
-        <w:rPr>
-          <w:b/>
-          <w:bCs/>
-          <w:sz w:val="20"/>
-          <w:szCs w:val="20"/>
-        </w:rPr>
-      </w:r>
-      <w:r>
-        <w:rPr>
-          <w:b/>
-          <w:bCs/>
-          <w:sz w:val="20"/>
-          <w:szCs w:val="20"/>
-        </w:rPr>
-        <w:fldChar w:fldCharType="end"/>
-      </w:r>
-    </w:p>
-    <w:p>
-      <w:pPr>
-        <w:pStyle w:val="Default"/>
-        <w:tabs>
-          <w:tab w:val="clear" w:pos="720"/>
-          <w:tab w:val="left" w:pos="400" w:leader="none"/>
-        </w:tabs>
-        <w:bidi w:val="0"/>
-        <w:jc w:val="start"/>
-        <w:rPr>
-          <w:rFonts w:ascii="Calibri" w:hAnsi="Calibri"/>
-          <w:color w:val="auto"/>
-          <w:sz w:val="20"/>
-          <w:szCs w:val="20"/>
-        </w:rPr>
-      </w:pPr>
-      <w:r>
-        <w:rPr>
-          <w:color w:val="auto"/>
-          <w:sz w:val="20"/>
-          <w:szCs w:val="20"/>
-        </w:rPr>
-      </w:r>
-    </w:p>
-    <w:p>
-      <w:pPr>
-        <w:pStyle w:val="Default"/>
-        <w:tabs>
-          <w:tab w:val="clear" w:pos="720"/>
-          <w:tab w:val="left" w:pos="400" w:leader="none"/>
-        </w:tabs>
-        <w:bidi w:val="0"/>
-        <w:jc w:val="start"/>
-        <w:rPr>
-          <w:rFonts w:ascii="Calibri" w:hAnsi="Calibri"/>
-          <w:sz w:val="20"/>
-          <w:szCs w:val="20"/>
-        </w:rPr>
-      </w:pPr>
-      <w:r>
-        <w:rPr>
-          <w:b w:val="false"/>
-          <w:strike w:val="false"/>
-          <w:dstrike w:val="false"/>
-          <w:color w:val="auto"/>
-          <w:sz w:val="20"/>
-          <w:szCs w:val="20"/>
-          <w:u w:val="none"/>
-        </w:rPr>
-        <w:t xml:space="preserve">Dear Sirs, </w:t>
-      </w:r>
-    </w:p>
-    <w:p>
-      <w:pPr>
-        <w:pStyle w:val="Default"/>
-        <w:tabs>
-          <w:tab w:val="clear" w:pos="720"/>
-          <w:tab w:val="left" w:pos="400" w:leader="none"/>
-        </w:tabs>
-        <w:bidi w:val="0"/>
-        <w:jc w:val="start"/>
-        <w:rPr>
-          <w:rFonts w:ascii="Calibri" w:hAnsi="Calibri"/>
-          <w:b w:val="false"/>
-          <w:strike w:val="false"/>
-          <w:dstrike w:val="false"/>
-          <w:color w:val="auto"/>
-          <w:sz w:val="20"/>
-          <w:szCs w:val="20"/>
-          <w:u w:val="none"/>
-        </w:rPr>
-      </w:pPr>
-      <w:r>
-        <w:rPr>
-          <w:b w:val="false"/>
-          <w:strike w:val="false"/>
-          <w:dstrike w:val="false"/>
-          <w:color w:val="auto"/>
-          <w:sz w:val="20"/>
-          <w:szCs w:val="20"/>
-          <w:u w:val="none"/>
-        </w:rPr>
-      </w:r>
-    </w:p>
-    <w:p>
-      <w:pPr>
-        <w:pStyle w:val="Default"/>
-        <w:tabs>
-          <w:tab w:val="clear" w:pos="720"/>
-          <w:tab w:val="left" w:pos="400" w:leader="none"/>
-        </w:tabs>
-        <w:bidi w:val="0"/>
-        <w:jc w:val="both"/>
-        <w:rPr>
-          <w:rFonts w:ascii="Calibri" w:hAnsi="Calibri"/>
-          <w:sz w:val="20"/>
-          <w:szCs w:val="20"/>
-        </w:rPr>
-      </w:pPr>
-      <w:r>
-        <w:rPr>
-          <w:b w:val="false"/>
-          <w:strike w:val="false"/>
-          <w:dstrike w:val="false"/>
-          <w:color w:val="auto"/>
-          <w:sz w:val="20"/>
-          <w:szCs w:val="20"/>
-          <w:u w:val="none"/>
-        </w:rPr>
-        <w:t>I refer to your letter:</w:t>
       </w:r>
     </w:p>
     <w:p>
@@ -768,92 +889,7 @@
         <w:pStyle w:val="Default"/>
         <w:numPr>
           <w:ilvl w:val="0"/>
-          <w:numId w:val="4"/>
-        </w:numPr>
-        <w:tabs>
-          <w:tab w:val="clear" w:pos="720"/>
-          <w:tab w:val="left" w:pos="400" w:leader="none"/>
-        </w:tabs>
-        <w:bidi w:val="0"/>
-        <w:jc w:val="both"/>
-        <w:rPr>
-          <w:rFonts w:ascii="Calibri" w:hAnsi="Calibri"/>
-          <w:b w:val="false"/>
-          <w:strike w:val="false"/>
-          <w:dstrike w:val="false"/>
-          <w:color w:val="auto"/>
-          <w:sz w:val="20"/>
-          <w:szCs w:val="20"/>
-          <w:u w:val="none"/>
-        </w:rPr>
-      </w:pPr>
-      <w:r>
-        <w:rPr>
-          <w:b w:val="false"/>
-          <w:strike w:val="false"/>
-          <w:dstrike w:val="false"/>
-          <w:color w:val="auto"/>
-          <w:sz w:val="20"/>
-          <w:szCs w:val="20"/>
-          <w:u w:val="none"/>
-        </w:rPr>
-        <w:fldChar w:fldCharType="begin"/>
-      </w:r>
-      <w:r>
-        <w:rPr>
-          <w:b w:val="false"/>
-          <w:strike w:val="false"/>
-          <w:dstrike w:val="false"/>
-          <w:color w:val="auto"/>
-          <w:sz w:val="20"/>
-          <w:szCs w:val="20"/>
-          <w:u w:val="none"/>
-        </w:rPr>
-        <w:instrText xml:space="preserve"> DOCPROPERTY "ReferenceSender"</w:instrText>
-      </w:r>
-      <w:r>
-        <w:rPr>
-          <w:b w:val="false"/>
-          <w:strike w:val="false"/>
-          <w:dstrike w:val="false"/>
-          <w:color w:val="auto"/>
-          <w:sz w:val="20"/>
-          <w:szCs w:val="20"/>
-          <w:u w:val="none"/>
-        </w:rPr>
-        <w:fldChar w:fldCharType="separate"/>
-      </w:r>
-      <w:r>
-        <w:rPr>
-          <w:b w:val="false"/>
-          <w:strike w:val="false"/>
-          <w:dstrike w:val="false"/>
-          <w:color w:val="auto"/>
-          <w:sz w:val="20"/>
-          <w:szCs w:val="20"/>
-          <w:u w:val="none"/>
-        </w:rPr>
-        <w:t>RBPL - 239</w:t>
-      </w:r>
-      <w:r>
-        <w:rPr>
-          <w:b w:val="false"/>
-          <w:strike w:val="false"/>
-          <w:dstrike w:val="false"/>
-          <w:color w:val="auto"/>
-          <w:sz w:val="20"/>
-          <w:szCs w:val="20"/>
-          <w:u w:val="none"/>
-        </w:rPr>
-        <w:fldChar w:fldCharType="end"/>
-      </w:r>
-    </w:p>
-    <w:p>
-      <w:pPr>
-        <w:pStyle w:val="Default"/>
-        <w:numPr>
-          <w:ilvl w:val="0"/>
-          <w:numId w:val="4"/>
+          <w:numId w:val="3"/>
         </w:numPr>
         <w:tabs>
           <w:tab w:val="clear" w:pos="720"/>
@@ -1321,7 +1357,62 @@
                 <w:sz w:val="20"/>
                 <w:szCs w:val="20"/>
               </w:rPr>
-              <w:t>Signature:</w:t>
+              <w:t>S</w:t>
+            </w:r>
+            <w:r>
+              <w:drawing>
+                <wp:anchor distT="0" distB="0" distL="0" distR="0" simplePos="0" relativeHeight="3" behindDoc="0" locked="0" layoutInCell="1" allowOverlap="1">
+                  <wp:simplePos x="0" y="0"/>
+                  <wp:positionH relativeFrom="column">
+                    <wp:posOffset>549910</wp:posOffset>
+                  </wp:positionH>
+                  <wp:positionV relativeFrom="paragraph">
+                    <wp:posOffset>635</wp:posOffset>
+                  </wp:positionV>
+                  <wp:extent cx="1151890" cy="467995"/>
+                  <wp:effectExtent l="0" t="0" r="0" b="0"/>
+                  <wp:wrapNone/>
+                  <wp:docPr id="1" name="Image1 Copy 1"/>
+                  <wp:cNvGraphicFramePr>
+                    <a:graphicFrameLocks xmlns:a="http://schemas.openxmlformats.org/drawingml/2006/main" noChangeAspect="1"/>
+                  </wp:cNvGraphicFramePr>
+                  <a:graphic xmlns:a="http://schemas.openxmlformats.org/drawingml/2006/main">
+                    <a:graphicData uri="http://schemas.openxmlformats.org/drawingml/2006/picture">
+                      <pic:pic xmlns:pic="http://schemas.openxmlformats.org/drawingml/2006/picture">
+                        <pic:nvPicPr>
+                          <pic:cNvPr id="1" name="Image1 Copy 1"/>
+                          <pic:cNvPicPr>
+                            <a:picLocks noChangeAspect="1" noChangeArrowheads="1"/>
+                          </pic:cNvPicPr>
+                        </pic:nvPicPr>
+                        <pic:blipFill>
+                          <a:blip r:embed="rId2"/>
+                          <a:stretch>
+                            <a:fillRect/>
+                          </a:stretch>
+                        </pic:blipFill>
+                        <pic:spPr bwMode="auto">
+                          <a:xfrm>
+                            <a:off x="0" y="0"/>
+                            <a:ext cx="1151890" cy="467995"/>
+                          </a:xfrm>
+                          <a:prstGeom prst="rect">
+                            <a:avLst/>
+                          </a:prstGeom>
+                          <a:noFill/>
+                        </pic:spPr>
+                      </pic:pic>
+                    </a:graphicData>
+                  </a:graphic>
+                </wp:anchor>
+              </w:drawing>
+            </w:r>
+            <w:r>
+              <w:rPr>
+                <w:sz w:val="20"/>
+                <w:szCs w:val="20"/>
+              </w:rPr>
+              <w:t>ignature:</w:t>
             </w:r>
           </w:p>
           <w:p>
@@ -1877,7 +1968,7 @@
         <w:pStyle w:val="Default"/>
         <w:numPr>
           <w:ilvl w:val="0"/>
-          <w:numId w:val="5"/>
+          <w:numId w:val="4"/>
         </w:numPr>
         <w:tabs>
           <w:tab w:val="clear" w:pos="720"/>
@@ -1916,7 +2007,7 @@
         <w:pStyle w:val="Default"/>
         <w:numPr>
           <w:ilvl w:val="0"/>
-          <w:numId w:val="5"/>
+          <w:numId w:val="4"/>
         </w:numPr>
         <w:tabs>
           <w:tab w:val="clear" w:pos="720"/>
@@ -1955,7 +2046,7 @@
         <w:pStyle w:val="Default"/>
         <w:numPr>
           <w:ilvl w:val="0"/>
-          <w:numId w:val="5"/>
+          <w:numId w:val="4"/>
         </w:numPr>
         <w:tabs>
           <w:tab w:val="clear" w:pos="720"/>
@@ -1994,7 +2085,7 @@
         <w:pStyle w:val="Default"/>
         <w:numPr>
           <w:ilvl w:val="1"/>
-          <w:numId w:val="5"/>
+          <w:numId w:val="4"/>
         </w:numPr>
         <w:tabs>
           <w:tab w:val="clear" w:pos="720"/>
@@ -2185,6 +2276,52 @@
           <w:sz w:val="20"/>
           <w:szCs w:val="20"/>
         </w:rPr>
+        <w:drawing>
+          <wp:anchor distT="0" distB="0" distL="0" distR="0" simplePos="0" relativeHeight="2" behindDoc="0" locked="0" layoutInCell="1" allowOverlap="1">
+            <wp:simplePos x="0" y="0"/>
+            <wp:positionH relativeFrom="column">
+              <wp:posOffset>-170180</wp:posOffset>
+            </wp:positionH>
+            <wp:positionV relativeFrom="paragraph">
+              <wp:posOffset>635</wp:posOffset>
+            </wp:positionV>
+            <wp:extent cx="1151890" cy="467995"/>
+            <wp:effectExtent l="0" t="0" r="0" b="0"/>
+            <wp:wrapNone/>
+            <wp:docPr id="2" name="Image1"/>
+            <wp:cNvGraphicFramePr>
+              <a:graphicFrameLocks xmlns:a="http://schemas.openxmlformats.org/drawingml/2006/main" noChangeAspect="1"/>
+            </wp:cNvGraphicFramePr>
+            <a:graphic xmlns:a="http://schemas.openxmlformats.org/drawingml/2006/main">
+              <a:graphicData uri="http://schemas.openxmlformats.org/drawingml/2006/picture">
+                <pic:pic xmlns:pic="http://schemas.openxmlformats.org/drawingml/2006/picture">
+                  <pic:nvPicPr>
+                    <pic:cNvPr id="2" name="Image1"/>
+                    <pic:cNvPicPr>
+                      <a:picLocks noChangeAspect="1" noChangeArrowheads="1"/>
+                    </pic:cNvPicPr>
+                  </pic:nvPicPr>
+                  <pic:blipFill>
+                    <a:blip r:embed="rId3"/>
+                    <a:stretch>
+                      <a:fillRect/>
+                    </a:stretch>
+                  </pic:blipFill>
+                  <pic:spPr bwMode="auto">
+                    <a:xfrm>
+                      <a:off x="0" y="0"/>
+                      <a:ext cx="1151890" cy="467995"/>
+                    </a:xfrm>
+                    <a:prstGeom prst="rect">
+                      <a:avLst/>
+                    </a:prstGeom>
+                    <a:noFill/>
+                  </pic:spPr>
+                </pic:pic>
+              </a:graphicData>
+            </a:graphic>
+          </wp:anchor>
+        </w:drawing>
       </w:r>
     </w:p>
     <w:p>
@@ -2486,12 +2623,12 @@
       </w:r>
     </w:p>
     <w:sectPr>
-      <w:headerReference w:type="even" r:id="rId2"/>
-      <w:headerReference w:type="default" r:id="rId3"/>
-      <w:headerReference w:type="first" r:id="rId4"/>
-      <w:footerReference w:type="even" r:id="rId5"/>
-      <w:footerReference w:type="default" r:id="rId6"/>
-      <w:footerReference w:type="first" r:id="rId7"/>
+      <w:headerReference w:type="even" r:id="rId4"/>
+      <w:headerReference w:type="default" r:id="rId5"/>
+      <w:headerReference w:type="first" r:id="rId6"/>
+      <w:footerReference w:type="even" r:id="rId7"/>
+      <w:footerReference w:type="default" r:id="rId8"/>
+      <w:footerReference w:type="first" r:id="rId9"/>
       <w:type w:val="nextPage"/>
       <w:pgSz w:w="12240" w:h="15840"/>
       <w:pgMar w:left="1134" w:right="1134" w:gutter="0" w:header="1134" w:top="1661" w:footer="1134" w:bottom="1693"/>
@@ -2566,64 +2703,7 @@
             </w:rPr>
           </w:pPr>
           <w:r>
-            <w:rPr>
-              <w:rFonts w:ascii="Courier New" w:hAnsi="Courier New"/>
-              <w:i w:val="false"/>
-              <w:caps w:val="false"/>
-              <w:smallCaps w:val="false"/>
-              <w:color w:val="auto"/>
-              <w:sz w:val="14"/>
-              <w:szCs w:val="14"/>
-            </w:rPr>
-            <w:fldChar w:fldCharType="begin"/>
-          </w:r>
-          <w:r>
-            <w:rPr>
-              <w:rFonts w:ascii="Courier New" w:hAnsi="Courier New"/>
-              <w:i w:val="false"/>
-              <w:caps w:val="false"/>
-              <w:smallCaps w:val="false"/>
-              <w:color w:val="auto"/>
-              <w:sz w:val="14"/>
-              <w:szCs w:val="14"/>
-            </w:rPr>
-            <w:instrText xml:space="preserve"> DOCPROPERTY "ReferenceRecipient"</w:instrText>
-          </w:r>
-          <w:r>
-            <w:rPr>
-              <w:rFonts w:ascii="Courier New" w:hAnsi="Courier New"/>
-              <w:i w:val="false"/>
-              <w:caps w:val="false"/>
-              <w:smallCaps w:val="false"/>
-              <w:color w:val="auto"/>
-              <w:sz w:val="14"/>
-              <w:szCs w:val="14"/>
-            </w:rPr>
-            <w:fldChar w:fldCharType="separate"/>
-          </w:r>
-          <w:r>
-            <w:rPr>
-              <w:rFonts w:ascii="Courier New" w:hAnsi="Courier New"/>
-              <w:i w:val="false"/>
-              <w:caps w:val="false"/>
-              <w:smallCaps w:val="false"/>
-              <w:color w:val="auto"/>
-              <w:sz w:val="14"/>
-              <w:szCs w:val="14"/>
-            </w:rPr>
-            <w:t>RBPL-2601</w:t>
-          </w:r>
-          <w:r>
-            <w:rPr>
-              <w:rFonts w:ascii="Courier New" w:hAnsi="Courier New"/>
-              <w:i w:val="false"/>
-              <w:caps w:val="false"/>
-              <w:smallCaps w:val="false"/>
-              <w:color w:val="auto"/>
-              <w:sz w:val="14"/>
-              <w:szCs w:val="14"/>
-            </w:rPr>
-            <w:fldChar w:fldCharType="end"/>
+            <w:rPr/>
           </w:r>
         </w:p>
       </w:tc>
@@ -2645,100 +2725,7 @@
             </w:rPr>
           </w:pPr>
           <w:r>
-            <w:rPr>
-              <w:rFonts w:ascii="Courier New" w:hAnsi="Courier New"/>
-              <w:sz w:val="14"/>
-              <w:szCs w:val="14"/>
-            </w:rPr>
-            <w:t xml:space="preserve">Page </w:t>
-          </w:r>
-          <w:r>
-            <w:rPr>
-              <w:rFonts w:ascii="Courier New" w:hAnsi="Courier New"/>
-              <w:sz w:val="14"/>
-              <w:szCs w:val="14"/>
-            </w:rPr>
-            <w:fldChar w:fldCharType="begin"/>
-          </w:r>
-          <w:r>
-            <w:rPr>
-              <w:rFonts w:ascii="Courier New" w:hAnsi="Courier New"/>
-              <w:sz w:val="14"/>
-              <w:szCs w:val="14"/>
-            </w:rPr>
-            <w:instrText xml:space="preserve"> PAGE </w:instrText>
-          </w:r>
-          <w:r>
-            <w:rPr>
-              <w:rFonts w:ascii="Courier New" w:hAnsi="Courier New"/>
-              <w:sz w:val="14"/>
-              <w:szCs w:val="14"/>
-            </w:rPr>
-            <w:fldChar w:fldCharType="separate"/>
-          </w:r>
-          <w:r>
-            <w:rPr>
-              <w:rFonts w:ascii="Courier New" w:hAnsi="Courier New"/>
-              <w:sz w:val="14"/>
-              <w:szCs w:val="14"/>
-            </w:rPr>
-            <w:t>1</w:t>
-          </w:r>
-          <w:r>
-            <w:rPr>
-              <w:rFonts w:ascii="Courier New" w:hAnsi="Courier New"/>
-              <w:sz w:val="14"/>
-              <w:szCs w:val="14"/>
-            </w:rPr>
-            <w:fldChar w:fldCharType="end"/>
-          </w:r>
-          <w:r>
-            <w:rPr>
-              <w:rFonts w:ascii="Courier New" w:hAnsi="Courier New"/>
-              <w:sz w:val="14"/>
-              <w:szCs w:val="14"/>
-            </w:rPr>
-            <w:t xml:space="preserve"> of </w:t>
-          </w:r>
-          <w:r>
-            <w:rPr>
-              <w:rFonts w:ascii="Courier New" w:hAnsi="Courier New"/>
-              <w:sz w:val="14"/>
-              <w:szCs w:val="14"/>
-            </w:rPr>
-            <w:fldChar w:fldCharType="begin"/>
-          </w:r>
-          <w:r>
-            <w:rPr>
-              <w:rFonts w:ascii="Courier New" w:hAnsi="Courier New"/>
-              <w:sz w:val="14"/>
-              <w:szCs w:val="14"/>
-            </w:rPr>
-            <w:instrText xml:space="preserve"> NUMPAGES </w:instrText>
-          </w:r>
-          <w:r>
-            <w:rPr>
-              <w:rFonts w:ascii="Courier New" w:hAnsi="Courier New"/>
-              <w:sz w:val="14"/>
-              <w:szCs w:val="14"/>
-            </w:rPr>
-            <w:fldChar w:fldCharType="separate"/>
-          </w:r>
-          <w:r>
-            <w:rPr>
-              <w:rFonts w:ascii="Courier New" w:hAnsi="Courier New"/>
-              <w:sz w:val="14"/>
-              <w:szCs w:val="14"/>
-            </w:rPr>
-            <w:t>1</w:t>
-          </w:r>
-          <w:r>
-            <w:rPr>
-              <w:rFonts w:ascii="Courier New" w:hAnsi="Courier New"/>
-              <w:sz w:val="14"/>
-              <w:szCs w:val="14"/>
-            </w:rPr>
-            <w:fldChar w:fldCharType="end"/>
+            <w:rPr/>
           </w:r>
         </w:p>
       </w:tc>
@@ -2806,64 +2793,7 @@
             </w:rPr>
           </w:pPr>
           <w:r>
-            <w:rPr>
-              <w:rFonts w:ascii="Courier New" w:hAnsi="Courier New"/>
-              <w:i w:val="false"/>
-              <w:caps w:val="false"/>
-              <w:smallCaps w:val="false"/>
-              <w:color w:val="auto"/>
-              <w:sz w:val="14"/>
-              <w:szCs w:val="14"/>
-            </w:rPr>
-            <w:fldChar w:fldCharType="begin"/>
-          </w:r>
-          <w:r>
-            <w:rPr>
-              <w:rFonts w:ascii="Courier New" w:hAnsi="Courier New"/>
-              <w:i w:val="false"/>
-              <w:caps w:val="false"/>
-              <w:smallCaps w:val="false"/>
-              <w:color w:val="auto"/>
-              <w:sz w:val="14"/>
-              <w:szCs w:val="14"/>
-            </w:rPr>
-            <w:instrText xml:space="preserve"> DOCPROPERTY "ReferenceRecipient"</w:instrText>
-          </w:r>
-          <w:r>
-            <w:rPr>
-              <w:rFonts w:ascii="Courier New" w:hAnsi="Courier New"/>
-              <w:i w:val="false"/>
-              <w:caps w:val="false"/>
-              <w:smallCaps w:val="false"/>
-              <w:color w:val="auto"/>
-              <w:sz w:val="14"/>
-              <w:szCs w:val="14"/>
-            </w:rPr>
-            <w:fldChar w:fldCharType="separate"/>
-          </w:r>
-          <w:r>
-            <w:rPr>
-              <w:rFonts w:ascii="Courier New" w:hAnsi="Courier New"/>
-              <w:i w:val="false"/>
-              <w:caps w:val="false"/>
-              <w:smallCaps w:val="false"/>
-              <w:color w:val="auto"/>
-              <w:sz w:val="14"/>
-              <w:szCs w:val="14"/>
-            </w:rPr>
-            <w:t>RBPL-2601</w:t>
-          </w:r>
-          <w:r>
-            <w:rPr>
-              <w:rFonts w:ascii="Courier New" w:hAnsi="Courier New"/>
-              <w:i w:val="false"/>
-              <w:caps w:val="false"/>
-              <w:smallCaps w:val="false"/>
-              <w:color w:val="auto"/>
-              <w:sz w:val="14"/>
-              <w:szCs w:val="14"/>
-            </w:rPr>
-            <w:fldChar w:fldCharType="end"/>
+            <w:rPr/>
           </w:r>
         </w:p>
       </w:tc>
@@ -2885,100 +2815,7 @@
             </w:rPr>
           </w:pPr>
           <w:r>
-            <w:rPr>
-              <w:rFonts w:ascii="Courier New" w:hAnsi="Courier New"/>
-              <w:sz w:val="14"/>
-              <w:szCs w:val="14"/>
-            </w:rPr>
-            <w:t xml:space="preserve">Page </w:t>
-          </w:r>
-          <w:r>
-            <w:rPr>
-              <w:rFonts w:ascii="Courier New" w:hAnsi="Courier New"/>
-              <w:sz w:val="14"/>
-              <w:szCs w:val="14"/>
-            </w:rPr>
-            <w:fldChar w:fldCharType="begin"/>
-          </w:r>
-          <w:r>
-            <w:rPr>
-              <w:rFonts w:ascii="Courier New" w:hAnsi="Courier New"/>
-              <w:sz w:val="14"/>
-              <w:szCs w:val="14"/>
-            </w:rPr>
-            <w:instrText xml:space="preserve"> PAGE </w:instrText>
-          </w:r>
-          <w:r>
-            <w:rPr>
-              <w:rFonts w:ascii="Courier New" w:hAnsi="Courier New"/>
-              <w:sz w:val="14"/>
-              <w:szCs w:val="14"/>
-            </w:rPr>
-            <w:fldChar w:fldCharType="separate"/>
-          </w:r>
-          <w:r>
-            <w:rPr>
-              <w:rFonts w:ascii="Courier New" w:hAnsi="Courier New"/>
-              <w:sz w:val="14"/>
-              <w:szCs w:val="14"/>
-            </w:rPr>
-            <w:t>1</w:t>
-          </w:r>
-          <w:r>
-            <w:rPr>
-              <w:rFonts w:ascii="Courier New" w:hAnsi="Courier New"/>
-              <w:sz w:val="14"/>
-              <w:szCs w:val="14"/>
-            </w:rPr>
-            <w:fldChar w:fldCharType="end"/>
-          </w:r>
-          <w:r>
-            <w:rPr>
-              <w:rFonts w:ascii="Courier New" w:hAnsi="Courier New"/>
-              <w:sz w:val="14"/>
-              <w:szCs w:val="14"/>
-            </w:rPr>
-            <w:t xml:space="preserve"> of </w:t>
-          </w:r>
-          <w:r>
-            <w:rPr>
-              <w:rFonts w:ascii="Courier New" w:hAnsi="Courier New"/>
-              <w:sz w:val="14"/>
-              <w:szCs w:val="14"/>
-            </w:rPr>
-            <w:fldChar w:fldCharType="begin"/>
-          </w:r>
-          <w:r>
-            <w:rPr>
-              <w:rFonts w:ascii="Courier New" w:hAnsi="Courier New"/>
-              <w:sz w:val="14"/>
-              <w:szCs w:val="14"/>
-            </w:rPr>
-            <w:instrText xml:space="preserve"> NUMPAGES </w:instrText>
-          </w:r>
-          <w:r>
-            <w:rPr>
-              <w:rFonts w:ascii="Courier New" w:hAnsi="Courier New"/>
-              <w:sz w:val="14"/>
-              <w:szCs w:val="14"/>
-            </w:rPr>
-            <w:fldChar w:fldCharType="separate"/>
-          </w:r>
-          <w:r>
-            <w:rPr>
-              <w:rFonts w:ascii="Courier New" w:hAnsi="Courier New"/>
-              <w:sz w:val="14"/>
-              <w:szCs w:val="14"/>
-            </w:rPr>
-            <w:t>1</w:t>
-          </w:r>
-          <w:r>
-            <w:rPr>
-              <w:rFonts w:ascii="Courier New" w:hAnsi="Courier New"/>
-              <w:sz w:val="14"/>
-              <w:szCs w:val="14"/>
-            </w:rPr>
-            <w:fldChar w:fldCharType="end"/>
+            <w:rPr/>
           </w:r>
         </w:p>
       </w:tc>
@@ -3051,7 +2888,7 @@
       <w:start w:val="1"/>
       <w:numFmt w:val="none"/>
       <w:suff w:val="nothing"/>
-      <w:lvlText w:val=""/>
+      <w:lvlText w:val="%1"/>
       <w:lvlJc w:val="start"/>
       <w:pPr>
         <w:tabs>
@@ -3059,8 +2896,480 @@
         </w:tabs>
         <w:ind w:start="0" w:hanging="0"/>
       </w:pPr>
+      <w:rPr/>
     </w:lvl>
     <w:lvl w:ilvl="1">
+      <w:start w:val="1"/>
+      <w:numFmt w:val="none"/>
+      <w:suff w:val="nothing"/>
+      <w:lvlText w:val="%2"/>
+      <w:lvlJc w:val="start"/>
+      <w:pPr>
+        <w:tabs>
+          <w:tab w:val="num" w:pos="0"/>
+        </w:tabs>
+        <w:ind w:start="0" w:hanging="0"/>
+      </w:pPr>
+      <w:rPr/>
+    </w:lvl>
+    <w:lvl w:ilvl="2">
+      <w:start w:val="1"/>
+      <w:numFmt w:val="none"/>
+      <w:suff w:val="nothing"/>
+      <w:lvlText w:val="%3"/>
+      <w:lvlJc w:val="start"/>
+      <w:pPr>
+        <w:tabs>
+          <w:tab w:val="num" w:pos="0"/>
+        </w:tabs>
+        <w:ind w:start="0" w:hanging="0"/>
+      </w:pPr>
+      <w:rPr/>
+    </w:lvl>
+    <w:lvl w:ilvl="3">
+      <w:start w:val="1"/>
+      <w:numFmt w:val="none"/>
+      <w:suff w:val="nothing"/>
+      <w:lvlText w:val="%4"/>
+      <w:lvlJc w:val="start"/>
+      <w:pPr>
+        <w:tabs>
+          <w:tab w:val="num" w:pos="0"/>
+        </w:tabs>
+        <w:ind w:start="0" w:hanging="0"/>
+      </w:pPr>
+      <w:rPr/>
+    </w:lvl>
+    <w:lvl w:ilvl="4">
+      <w:start w:val="1"/>
+      <w:numFmt w:val="none"/>
+      <w:suff w:val="nothing"/>
+      <w:lvlText w:val="%5"/>
+      <w:lvlJc w:val="start"/>
+      <w:pPr>
+        <w:tabs>
+          <w:tab w:val="num" w:pos="0"/>
+        </w:tabs>
+        <w:ind w:start="0" w:hanging="0"/>
+      </w:pPr>
+      <w:rPr/>
+    </w:lvl>
+    <w:lvl w:ilvl="5">
+      <w:start w:val="1"/>
+      <w:numFmt w:val="none"/>
+      <w:suff w:val="nothing"/>
+      <w:lvlText w:val="%6"/>
+      <w:lvlJc w:val="start"/>
+      <w:pPr>
+        <w:tabs>
+          <w:tab w:val="num" w:pos="0"/>
+        </w:tabs>
+        <w:ind w:start="0" w:hanging="0"/>
+      </w:pPr>
+      <w:rPr/>
+    </w:lvl>
+    <w:lvl w:ilvl="6">
+      <w:start w:val="1"/>
+      <w:numFmt w:val="none"/>
+      <w:suff w:val="nothing"/>
+      <w:lvlText w:val="%7"/>
+      <w:lvlJc w:val="start"/>
+      <w:pPr>
+        <w:tabs>
+          <w:tab w:val="num" w:pos="0"/>
+        </w:tabs>
+        <w:ind w:start="0" w:hanging="0"/>
+      </w:pPr>
+      <w:rPr/>
+    </w:lvl>
+    <w:lvl w:ilvl="7">
+      <w:start w:val="1"/>
+      <w:numFmt w:val="none"/>
+      <w:suff w:val="nothing"/>
+      <w:lvlText w:val="%8"/>
+      <w:lvlJc w:val="start"/>
+      <w:pPr>
+        <w:tabs>
+          <w:tab w:val="num" w:pos="0"/>
+        </w:tabs>
+        <w:ind w:start="0" w:hanging="0"/>
+      </w:pPr>
+      <w:rPr/>
+    </w:lvl>
+    <w:lvl w:ilvl="8">
+      <w:start w:val="1"/>
+      <w:numFmt w:val="none"/>
+      <w:suff w:val="nothing"/>
+      <w:lvlText w:val="%9"/>
+      <w:lvlJc w:val="start"/>
+      <w:pPr>
+        <w:tabs>
+          <w:tab w:val="num" w:pos="0"/>
+        </w:tabs>
+        <w:ind w:start="0" w:hanging="0"/>
+      </w:pPr>
+      <w:rPr/>
+    </w:lvl>
+  </w:abstractNum>
+  <w:abstractNum w:abstractNumId="2">
+    <w:lvl w:ilvl="0">
+      <w:start w:val="1"/>
+      <w:numFmt w:val="decimal"/>
+      <w:lvlText w:val="%1."/>
+      <w:lvlJc w:val="start"/>
+      <w:pPr>
+        <w:tabs>
+          <w:tab w:val="num" w:pos="720"/>
+        </w:tabs>
+        <w:ind w:start="720" w:hanging="360"/>
+      </w:pPr>
+      <w:rPr/>
+    </w:lvl>
+    <w:lvl w:ilvl="1">
+      <w:start w:val="1"/>
+      <w:numFmt w:val="decimal"/>
+      <w:lvlText w:val="%2."/>
+      <w:lvlJc w:val="start"/>
+      <w:pPr>
+        <w:tabs>
+          <w:tab w:val="num" w:pos="1080"/>
+        </w:tabs>
+        <w:ind w:start="1080" w:hanging="360"/>
+      </w:pPr>
+      <w:rPr/>
+    </w:lvl>
+    <w:lvl w:ilvl="2">
+      <w:start w:val="1"/>
+      <w:numFmt w:val="decimal"/>
+      <w:lvlText w:val="%3."/>
+      <w:lvlJc w:val="start"/>
+      <w:pPr>
+        <w:tabs>
+          <w:tab w:val="num" w:pos="1440"/>
+        </w:tabs>
+        <w:ind w:start="1440" w:hanging="360"/>
+      </w:pPr>
+      <w:rPr/>
+    </w:lvl>
+    <w:lvl w:ilvl="3">
+      <w:start w:val="1"/>
+      <w:numFmt w:val="decimal"/>
+      <w:lvlText w:val="%4."/>
+      <w:lvlJc w:val="start"/>
+      <w:pPr>
+        <w:tabs>
+          <w:tab w:val="num" w:pos="1800"/>
+        </w:tabs>
+        <w:ind w:start="1800" w:hanging="360"/>
+      </w:pPr>
+      <w:rPr/>
+    </w:lvl>
+    <w:lvl w:ilvl="4">
+      <w:start w:val="1"/>
+      <w:numFmt w:val="decimal"/>
+      <w:lvlText w:val="%5."/>
+      <w:lvlJc w:val="start"/>
+      <w:pPr>
+        <w:tabs>
+          <w:tab w:val="num" w:pos="2160"/>
+        </w:tabs>
+        <w:ind w:start="2160" w:hanging="360"/>
+      </w:pPr>
+      <w:rPr/>
+    </w:lvl>
+    <w:lvl w:ilvl="5">
+      <w:start w:val="1"/>
+      <w:numFmt w:val="decimal"/>
+      <w:lvlText w:val="%6."/>
+      <w:lvlJc w:val="start"/>
+      <w:pPr>
+        <w:tabs>
+          <w:tab w:val="num" w:pos="2520"/>
+        </w:tabs>
+        <w:ind w:start="2520" w:hanging="360"/>
+      </w:pPr>
+      <w:rPr/>
+    </w:lvl>
+    <w:lvl w:ilvl="6">
+      <w:start w:val="1"/>
+      <w:numFmt w:val="decimal"/>
+      <w:lvlText w:val="%7."/>
+      <w:lvlJc w:val="start"/>
+      <w:pPr>
+        <w:tabs>
+          <w:tab w:val="num" w:pos="2880"/>
+        </w:tabs>
+        <w:ind w:start="2880" w:hanging="360"/>
+      </w:pPr>
+      <w:rPr/>
+    </w:lvl>
+    <w:lvl w:ilvl="7">
+      <w:start w:val="1"/>
+      <w:numFmt w:val="decimal"/>
+      <w:lvlText w:val="%8."/>
+      <w:lvlJc w:val="start"/>
+      <w:pPr>
+        <w:tabs>
+          <w:tab w:val="num" w:pos="3240"/>
+        </w:tabs>
+        <w:ind w:start="3240" w:hanging="360"/>
+      </w:pPr>
+      <w:rPr/>
+    </w:lvl>
+    <w:lvl w:ilvl="8">
+      <w:start w:val="1"/>
+      <w:numFmt w:val="decimal"/>
+      <w:lvlText w:val="%9."/>
+      <w:lvlJc w:val="start"/>
+      <w:pPr>
+        <w:tabs>
+          <w:tab w:val="num" w:pos="3600"/>
+        </w:tabs>
+        <w:ind w:start="3600" w:hanging="360"/>
+      </w:pPr>
+      <w:rPr/>
+    </w:lvl>
+  </w:abstractNum>
+  <w:abstractNum w:abstractNumId="3">
+    <w:lvl w:ilvl="0">
+      <w:start w:val="1"/>
+      <w:numFmt w:val="decimal"/>
+      <w:lvlText w:val="%1."/>
+      <w:lvlJc w:val="start"/>
+      <w:pPr>
+        <w:tabs>
+          <w:tab w:val="num" w:pos="720"/>
+        </w:tabs>
+        <w:ind w:start="720" w:hanging="360"/>
+      </w:pPr>
+      <w:rPr/>
+    </w:lvl>
+    <w:lvl w:ilvl="1">
+      <w:start w:val="1"/>
+      <w:numFmt w:val="decimal"/>
+      <w:lvlText w:val="%2."/>
+      <w:lvlJc w:val="start"/>
+      <w:pPr>
+        <w:tabs>
+          <w:tab w:val="num" w:pos="1080"/>
+        </w:tabs>
+        <w:ind w:start="1080" w:hanging="360"/>
+      </w:pPr>
+      <w:rPr/>
+    </w:lvl>
+    <w:lvl w:ilvl="2">
+      <w:start w:val="1"/>
+      <w:numFmt w:val="decimal"/>
+      <w:lvlText w:val="%3."/>
+      <w:lvlJc w:val="start"/>
+      <w:pPr>
+        <w:tabs>
+          <w:tab w:val="num" w:pos="1440"/>
+        </w:tabs>
+        <w:ind w:start="1440" w:hanging="360"/>
+      </w:pPr>
+      <w:rPr/>
+    </w:lvl>
+    <w:lvl w:ilvl="3">
+      <w:start w:val="1"/>
+      <w:numFmt w:val="decimal"/>
+      <w:lvlText w:val="%4."/>
+      <w:lvlJc w:val="start"/>
+      <w:pPr>
+        <w:tabs>
+          <w:tab w:val="num" w:pos="1800"/>
+        </w:tabs>
+        <w:ind w:start="1800" w:hanging="360"/>
+      </w:pPr>
+      <w:rPr/>
+    </w:lvl>
+    <w:lvl w:ilvl="4">
+      <w:start w:val="1"/>
+      <w:numFmt w:val="decimal"/>
+      <w:lvlText w:val="%5."/>
+      <w:lvlJc w:val="start"/>
+      <w:pPr>
+        <w:tabs>
+          <w:tab w:val="num" w:pos="2160"/>
+        </w:tabs>
+        <w:ind w:start="2160" w:hanging="360"/>
+      </w:pPr>
+      <w:rPr/>
+    </w:lvl>
+    <w:lvl w:ilvl="5">
+      <w:start w:val="1"/>
+      <w:numFmt w:val="decimal"/>
+      <w:lvlText w:val="%6."/>
+      <w:lvlJc w:val="start"/>
+      <w:pPr>
+        <w:tabs>
+          <w:tab w:val="num" w:pos="2520"/>
+        </w:tabs>
+        <w:ind w:start="2520" w:hanging="360"/>
+      </w:pPr>
+      <w:rPr/>
+    </w:lvl>
+    <w:lvl w:ilvl="6">
+      <w:start w:val="1"/>
+      <w:numFmt w:val="decimal"/>
+      <w:lvlText w:val="%7."/>
+      <w:lvlJc w:val="start"/>
+      <w:pPr>
+        <w:tabs>
+          <w:tab w:val="num" w:pos="2880"/>
+        </w:tabs>
+        <w:ind w:start="2880" w:hanging="360"/>
+      </w:pPr>
+      <w:rPr/>
+    </w:lvl>
+    <w:lvl w:ilvl="7">
+      <w:start w:val="1"/>
+      <w:numFmt w:val="decimal"/>
+      <w:lvlText w:val="%8."/>
+      <w:lvlJc w:val="start"/>
+      <w:pPr>
+        <w:tabs>
+          <w:tab w:val="num" w:pos="3240"/>
+        </w:tabs>
+        <w:ind w:start="3240" w:hanging="360"/>
+      </w:pPr>
+      <w:rPr/>
+    </w:lvl>
+    <w:lvl w:ilvl="8">
+      <w:start w:val="1"/>
+      <w:numFmt w:val="decimal"/>
+      <w:lvlText w:val="%9."/>
+      <w:lvlJc w:val="start"/>
+      <w:pPr>
+        <w:tabs>
+          <w:tab w:val="num" w:pos="3600"/>
+        </w:tabs>
+        <w:ind w:start="3600" w:hanging="360"/>
+      </w:pPr>
+      <w:rPr/>
+    </w:lvl>
+  </w:abstractNum>
+  <w:abstractNum w:abstractNumId="4">
+    <w:lvl w:ilvl="0">
+      <w:start w:val="1"/>
+      <w:numFmt w:val="decimal"/>
+      <w:lvlText w:val="%1."/>
+      <w:lvlJc w:val="start"/>
+      <w:pPr>
+        <w:tabs>
+          <w:tab w:val="num" w:pos="720"/>
+        </w:tabs>
+        <w:ind w:start="720" w:hanging="360"/>
+      </w:pPr>
+      <w:rPr/>
+    </w:lvl>
+    <w:lvl w:ilvl="1">
+      <w:start w:val="1"/>
+      <w:numFmt w:val="decimal"/>
+      <w:lvlText w:val="%2."/>
+      <w:lvlJc w:val="start"/>
+      <w:pPr>
+        <w:tabs>
+          <w:tab w:val="num" w:pos="1080"/>
+        </w:tabs>
+        <w:ind w:start="1080" w:hanging="360"/>
+      </w:pPr>
+      <w:rPr/>
+    </w:lvl>
+    <w:lvl w:ilvl="2">
+      <w:start w:val="1"/>
+      <w:numFmt w:val="decimal"/>
+      <w:lvlText w:val="%3."/>
+      <w:lvlJc w:val="start"/>
+      <w:pPr>
+        <w:tabs>
+          <w:tab w:val="num" w:pos="1440"/>
+        </w:tabs>
+        <w:ind w:start="1440" w:hanging="360"/>
+      </w:pPr>
+      <w:rPr/>
+    </w:lvl>
+    <w:lvl w:ilvl="3">
+      <w:start w:val="1"/>
+      <w:numFmt w:val="decimal"/>
+      <w:lvlText w:val="%4."/>
+      <w:lvlJc w:val="start"/>
+      <w:pPr>
+        <w:tabs>
+          <w:tab w:val="num" w:pos="1800"/>
+        </w:tabs>
+        <w:ind w:start="1800" w:hanging="360"/>
+      </w:pPr>
+      <w:rPr/>
+    </w:lvl>
+    <w:lvl w:ilvl="4">
+      <w:start w:val="1"/>
+      <w:numFmt w:val="decimal"/>
+      <w:lvlText w:val="%5."/>
+      <w:lvlJc w:val="start"/>
+      <w:pPr>
+        <w:tabs>
+          <w:tab w:val="num" w:pos="2160"/>
+        </w:tabs>
+        <w:ind w:start="2160" w:hanging="360"/>
+      </w:pPr>
+      <w:rPr/>
+    </w:lvl>
+    <w:lvl w:ilvl="5">
+      <w:start w:val="1"/>
+      <w:numFmt w:val="decimal"/>
+      <w:lvlText w:val="%6."/>
+      <w:lvlJc w:val="start"/>
+      <w:pPr>
+        <w:tabs>
+          <w:tab w:val="num" w:pos="2520"/>
+        </w:tabs>
+        <w:ind w:start="2520" w:hanging="360"/>
+      </w:pPr>
+      <w:rPr/>
+    </w:lvl>
+    <w:lvl w:ilvl="6">
+      <w:start w:val="1"/>
+      <w:numFmt w:val="decimal"/>
+      <w:lvlText w:val="%7."/>
+      <w:lvlJc w:val="start"/>
+      <w:pPr>
+        <w:tabs>
+          <w:tab w:val="num" w:pos="2880"/>
+        </w:tabs>
+        <w:ind w:start="2880" w:hanging="360"/>
+      </w:pPr>
+      <w:rPr/>
+    </w:lvl>
+    <w:lvl w:ilvl="7">
+      <w:start w:val="1"/>
+      <w:numFmt w:val="decimal"/>
+      <w:lvlText w:val="%8."/>
+      <w:lvlJc w:val="start"/>
+      <w:pPr>
+        <w:tabs>
+          <w:tab w:val="num" w:pos="3240"/>
+        </w:tabs>
+        <w:ind w:start="3240" w:hanging="360"/>
+      </w:pPr>
+      <w:rPr/>
+    </w:lvl>
+    <w:lvl w:ilvl="8">
+      <w:start w:val="1"/>
+      <w:numFmt w:val="decimal"/>
+      <w:lvlText w:val="%9."/>
+      <w:lvlJc w:val="start"/>
+      <w:pPr>
+        <w:tabs>
+          <w:tab w:val="num" w:pos="3600"/>
+        </w:tabs>
+        <w:ind w:start="3600" w:hanging="360"/>
+      </w:pPr>
+      <w:rPr/>
+    </w:lvl>
+  </w:abstractNum>
+  <w:abstractNum w:abstractNumId="5">
+    <w:lvl w:ilvl="0">
       <w:start w:val="1"/>
       <w:numFmt w:val="none"/>
       <w:suff w:val="nothing"/>
@@ -3073,7 +3382,7 @@
         <w:ind w:start="0" w:hanging="0"/>
       </w:pPr>
     </w:lvl>
-    <w:lvl w:ilvl="2">
+    <w:lvl w:ilvl="1">
       <w:start w:val="1"/>
       <w:numFmt w:val="none"/>
       <w:suff w:val="nothing"/>
@@ -3086,7 +3395,7 @@
         <w:ind w:start="0" w:hanging="0"/>
       </w:pPr>
     </w:lvl>
-    <w:lvl w:ilvl="3">
+    <w:lvl w:ilvl="2">
       <w:start w:val="1"/>
       <w:numFmt w:val="none"/>
       <w:suff w:val="nothing"/>
@@ -3099,7 +3408,7 @@
         <w:ind w:start="0" w:hanging="0"/>
       </w:pPr>
     </w:lvl>
-    <w:lvl w:ilvl="4">
+    <w:lvl w:ilvl="3">
       <w:start w:val="1"/>
       <w:numFmt w:val="none"/>
       <w:suff w:val="nothing"/>
@@ -3112,7 +3421,7 @@
         <w:ind w:start="0" w:hanging="0"/>
       </w:pPr>
     </w:lvl>
-    <w:lvl w:ilvl="5">
+    <w:lvl w:ilvl="4">
       <w:start w:val="1"/>
       <w:numFmt w:val="none"/>
       <w:suff w:val="nothing"/>
@@ -3125,7 +3434,7 @@
         <w:ind w:start="0" w:hanging="0"/>
       </w:pPr>
     </w:lvl>
-    <w:lvl w:ilvl="6">
+    <w:lvl w:ilvl="5">
       <w:start w:val="1"/>
       <w:numFmt w:val="none"/>
       <w:suff w:val="nothing"/>
@@ -3138,7 +3447,7 @@
         <w:ind w:start="0" w:hanging="0"/>
       </w:pPr>
     </w:lvl>
-    <w:lvl w:ilvl="7">
+    <w:lvl w:ilvl="6">
       <w:start w:val="1"/>
       <w:numFmt w:val="none"/>
       <w:suff w:val="nothing"/>
@@ -3151,7 +3460,7 @@
         <w:ind w:start="0" w:hanging="0"/>
       </w:pPr>
     </w:lvl>
-    <w:lvl w:ilvl="8">
+    <w:lvl w:ilvl="7">
       <w:start w:val="1"/>
       <w:numFmt w:val="none"/>
       <w:suff w:val="nothing"/>
@@ -3164,13 +3473,11 @@
         <w:ind w:start="0" w:hanging="0"/>
       </w:pPr>
     </w:lvl>
-  </w:abstractNum>
-  <w:abstractNum w:abstractNumId="2">
-    <w:lvl w:ilvl="0">
+    <w:lvl w:ilvl="8">
       <w:start w:val="1"/>
       <w:numFmt w:val="none"/>
       <w:suff w:val="nothing"/>
-      <w:lvlText w:val="%1"/>
+      <w:lvlText w:val=""/>
       <w:lvlJc w:val="start"/>
       <w:pPr>
         <w:tabs>
@@ -3178,476 +3485,6 @@
         </w:tabs>
         <w:ind w:start="0" w:hanging="0"/>
       </w:pPr>
-      <w:rPr/>
-    </w:lvl>
-    <w:lvl w:ilvl="1">
-      <w:start w:val="1"/>
-      <w:numFmt w:val="none"/>
-      <w:suff w:val="nothing"/>
-      <w:lvlText w:val="%2"/>
-      <w:lvlJc w:val="start"/>
-      <w:pPr>
-        <w:tabs>
-          <w:tab w:val="num" w:pos="0"/>
-        </w:tabs>
-        <w:ind w:start="0" w:hanging="0"/>
-      </w:pPr>
-      <w:rPr/>
-    </w:lvl>
-    <w:lvl w:ilvl="2">
-      <w:start w:val="1"/>
-      <w:numFmt w:val="none"/>
-      <w:suff w:val="nothing"/>
-      <w:lvlText w:val="%3"/>
-      <w:lvlJc w:val="start"/>
-      <w:pPr>
-        <w:tabs>
-          <w:tab w:val="num" w:pos="0"/>
-        </w:tabs>
-        <w:ind w:start="0" w:hanging="0"/>
-      </w:pPr>
-      <w:rPr/>
-    </w:lvl>
-    <w:lvl w:ilvl="3">
-      <w:start w:val="1"/>
-      <w:numFmt w:val="none"/>
-      <w:suff w:val="nothing"/>
-      <w:lvlText w:val="%4"/>
-      <w:lvlJc w:val="start"/>
-      <w:pPr>
-        <w:tabs>
-          <w:tab w:val="num" w:pos="0"/>
-        </w:tabs>
-        <w:ind w:start="0" w:hanging="0"/>
-      </w:pPr>
-      <w:rPr/>
-    </w:lvl>
-    <w:lvl w:ilvl="4">
-      <w:start w:val="1"/>
-      <w:numFmt w:val="none"/>
-      <w:suff w:val="nothing"/>
-      <w:lvlText w:val="%5"/>
-      <w:lvlJc w:val="start"/>
-      <w:pPr>
-        <w:tabs>
-          <w:tab w:val="num" w:pos="0"/>
-        </w:tabs>
-        <w:ind w:start="0" w:hanging="0"/>
-      </w:pPr>
-      <w:rPr/>
-    </w:lvl>
-    <w:lvl w:ilvl="5">
-      <w:start w:val="1"/>
-      <w:numFmt w:val="none"/>
-      <w:suff w:val="nothing"/>
-      <w:lvlText w:val="%6"/>
-      <w:lvlJc w:val="start"/>
-      <w:pPr>
-        <w:tabs>
-          <w:tab w:val="num" w:pos="0"/>
-        </w:tabs>
-        <w:ind w:start="0" w:hanging="0"/>
-      </w:pPr>
-      <w:rPr/>
-    </w:lvl>
-    <w:lvl w:ilvl="6">
-      <w:start w:val="1"/>
-      <w:numFmt w:val="none"/>
-      <w:suff w:val="nothing"/>
-      <w:lvlText w:val="%7"/>
-      <w:lvlJc w:val="start"/>
-      <w:pPr>
-        <w:tabs>
-          <w:tab w:val="num" w:pos="0"/>
-        </w:tabs>
-        <w:ind w:start="0" w:hanging="0"/>
-      </w:pPr>
-      <w:rPr/>
-    </w:lvl>
-    <w:lvl w:ilvl="7">
-      <w:start w:val="1"/>
-      <w:numFmt w:val="none"/>
-      <w:suff w:val="nothing"/>
-      <w:lvlText w:val="%8"/>
-      <w:lvlJc w:val="start"/>
-      <w:pPr>
-        <w:tabs>
-          <w:tab w:val="num" w:pos="0"/>
-        </w:tabs>
-        <w:ind w:start="0" w:hanging="0"/>
-      </w:pPr>
-      <w:rPr/>
-    </w:lvl>
-    <w:lvl w:ilvl="8">
-      <w:start w:val="1"/>
-      <w:numFmt w:val="none"/>
-      <w:suff w:val="nothing"/>
-      <w:lvlText w:val="%9"/>
-      <w:lvlJc w:val="start"/>
-      <w:pPr>
-        <w:tabs>
-          <w:tab w:val="num" w:pos="0"/>
-        </w:tabs>
-        <w:ind w:start="0" w:hanging="0"/>
-      </w:pPr>
-      <w:rPr/>
-    </w:lvl>
-  </w:abstractNum>
-  <w:abstractNum w:abstractNumId="3">
-    <w:lvl w:ilvl="0">
-      <w:start w:val="1"/>
-      <w:numFmt w:val="decimal"/>
-      <w:lvlText w:val="%1."/>
-      <w:lvlJc w:val="start"/>
-      <w:pPr>
-        <w:tabs>
-          <w:tab w:val="num" w:pos="720"/>
-        </w:tabs>
-        <w:ind w:start="720" w:hanging="360"/>
-      </w:pPr>
-      <w:rPr/>
-    </w:lvl>
-    <w:lvl w:ilvl="1">
-      <w:start w:val="1"/>
-      <w:numFmt w:val="decimal"/>
-      <w:lvlText w:val="%2."/>
-      <w:lvlJc w:val="start"/>
-      <w:pPr>
-        <w:tabs>
-          <w:tab w:val="num" w:pos="1080"/>
-        </w:tabs>
-        <w:ind w:start="1080" w:hanging="360"/>
-      </w:pPr>
-      <w:rPr/>
-    </w:lvl>
-    <w:lvl w:ilvl="2">
-      <w:start w:val="1"/>
-      <w:numFmt w:val="decimal"/>
-      <w:lvlText w:val="%3."/>
-      <w:lvlJc w:val="start"/>
-      <w:pPr>
-        <w:tabs>
-          <w:tab w:val="num" w:pos="1440"/>
-        </w:tabs>
-        <w:ind w:start="1440" w:hanging="360"/>
-      </w:pPr>
-      <w:rPr/>
-    </w:lvl>
-    <w:lvl w:ilvl="3">
-      <w:start w:val="1"/>
-      <w:numFmt w:val="decimal"/>
-      <w:lvlText w:val="%4."/>
-      <w:lvlJc w:val="start"/>
-      <w:pPr>
-        <w:tabs>
-          <w:tab w:val="num" w:pos="1800"/>
-        </w:tabs>
-        <w:ind w:start="1800" w:hanging="360"/>
-      </w:pPr>
-      <w:rPr/>
-    </w:lvl>
-    <w:lvl w:ilvl="4">
-      <w:start w:val="1"/>
-      <w:numFmt w:val="decimal"/>
-      <w:lvlText w:val="%5."/>
-      <w:lvlJc w:val="start"/>
-      <w:pPr>
-        <w:tabs>
-          <w:tab w:val="num" w:pos="2160"/>
-        </w:tabs>
-        <w:ind w:start="2160" w:hanging="360"/>
-      </w:pPr>
-      <w:rPr/>
-    </w:lvl>
-    <w:lvl w:ilvl="5">
-      <w:start w:val="1"/>
-      <w:numFmt w:val="decimal"/>
-      <w:lvlText w:val="%6."/>
-      <w:lvlJc w:val="start"/>
-      <w:pPr>
-        <w:tabs>
-          <w:tab w:val="num" w:pos="2520"/>
-        </w:tabs>
-        <w:ind w:start="2520" w:hanging="360"/>
-      </w:pPr>
-      <w:rPr/>
-    </w:lvl>
-    <w:lvl w:ilvl="6">
-      <w:start w:val="1"/>
-      <w:numFmt w:val="decimal"/>
-      <w:lvlText w:val="%7."/>
-      <w:lvlJc w:val="start"/>
-      <w:pPr>
-        <w:tabs>
-          <w:tab w:val="num" w:pos="2880"/>
-        </w:tabs>
-        <w:ind w:start="2880" w:hanging="360"/>
-      </w:pPr>
-      <w:rPr/>
-    </w:lvl>
-    <w:lvl w:ilvl="7">
-      <w:start w:val="1"/>
-      <w:numFmt w:val="decimal"/>
-      <w:lvlText w:val="%8."/>
-      <w:lvlJc w:val="start"/>
-      <w:pPr>
-        <w:tabs>
-          <w:tab w:val="num" w:pos="3240"/>
-        </w:tabs>
-        <w:ind w:start="3240" w:hanging="360"/>
-      </w:pPr>
-      <w:rPr/>
-    </w:lvl>
-    <w:lvl w:ilvl="8">
-      <w:start w:val="1"/>
-      <w:numFmt w:val="decimal"/>
-      <w:lvlText w:val="%9."/>
-      <w:lvlJc w:val="start"/>
-      <w:pPr>
-        <w:tabs>
-          <w:tab w:val="num" w:pos="3600"/>
-        </w:tabs>
-        <w:ind w:start="3600" w:hanging="360"/>
-      </w:pPr>
-      <w:rPr/>
-    </w:lvl>
-  </w:abstractNum>
-  <w:abstractNum w:abstractNumId="4">
-    <w:lvl w:ilvl="0">
-      <w:start w:val="1"/>
-      <w:numFmt w:val="decimal"/>
-      <w:lvlText w:val="%1."/>
-      <w:lvlJc w:val="start"/>
-      <w:pPr>
-        <w:tabs>
-          <w:tab w:val="num" w:pos="720"/>
-        </w:tabs>
-        <w:ind w:start="720" w:hanging="360"/>
-      </w:pPr>
-      <w:rPr/>
-    </w:lvl>
-    <w:lvl w:ilvl="1">
-      <w:start w:val="1"/>
-      <w:numFmt w:val="decimal"/>
-      <w:lvlText w:val="%2."/>
-      <w:lvlJc w:val="start"/>
-      <w:pPr>
-        <w:tabs>
-          <w:tab w:val="num" w:pos="1080"/>
-        </w:tabs>
-        <w:ind w:start="1080" w:hanging="360"/>
-      </w:pPr>
-      <w:rPr/>
-    </w:lvl>
-    <w:lvl w:ilvl="2">
-      <w:start w:val="1"/>
-      <w:numFmt w:val="decimal"/>
-      <w:lvlText w:val="%3."/>
-      <w:lvlJc w:val="start"/>
-      <w:pPr>
-        <w:tabs>
-          <w:tab w:val="num" w:pos="1440"/>
-        </w:tabs>
-        <w:ind w:start="1440" w:hanging="360"/>
-      </w:pPr>
-      <w:rPr/>
-    </w:lvl>
-    <w:lvl w:ilvl="3">
-      <w:start w:val="1"/>
-      <w:numFmt w:val="decimal"/>
-      <w:lvlText w:val="%4."/>
-      <w:lvlJc w:val="start"/>
-      <w:pPr>
-        <w:tabs>
-          <w:tab w:val="num" w:pos="1800"/>
-        </w:tabs>
-        <w:ind w:start="1800" w:hanging="360"/>
-      </w:pPr>
-      <w:rPr/>
-    </w:lvl>
-    <w:lvl w:ilvl="4">
-      <w:start w:val="1"/>
-      <w:numFmt w:val="decimal"/>
-      <w:lvlText w:val="%5."/>
-      <w:lvlJc w:val="start"/>
-      <w:pPr>
-        <w:tabs>
-          <w:tab w:val="num" w:pos="2160"/>
-        </w:tabs>
-        <w:ind w:start="2160" w:hanging="360"/>
-      </w:pPr>
-      <w:rPr/>
-    </w:lvl>
-    <w:lvl w:ilvl="5">
-      <w:start w:val="1"/>
-      <w:numFmt w:val="decimal"/>
-      <w:lvlText w:val="%6."/>
-      <w:lvlJc w:val="start"/>
-      <w:pPr>
-        <w:tabs>
-          <w:tab w:val="num" w:pos="2520"/>
-        </w:tabs>
-        <w:ind w:start="2520" w:hanging="360"/>
-      </w:pPr>
-      <w:rPr/>
-    </w:lvl>
-    <w:lvl w:ilvl="6">
-      <w:start w:val="1"/>
-      <w:numFmt w:val="decimal"/>
-      <w:lvlText w:val="%7."/>
-      <w:lvlJc w:val="start"/>
-      <w:pPr>
-        <w:tabs>
-          <w:tab w:val="num" w:pos="2880"/>
-        </w:tabs>
-        <w:ind w:start="2880" w:hanging="360"/>
-      </w:pPr>
-      <w:rPr/>
-    </w:lvl>
-    <w:lvl w:ilvl="7">
-      <w:start w:val="1"/>
-      <w:numFmt w:val="decimal"/>
-      <w:lvlText w:val="%8."/>
-      <w:lvlJc w:val="start"/>
-      <w:pPr>
-        <w:tabs>
-          <w:tab w:val="num" w:pos="3240"/>
-        </w:tabs>
-        <w:ind w:start="3240" w:hanging="360"/>
-      </w:pPr>
-      <w:rPr/>
-    </w:lvl>
-    <w:lvl w:ilvl="8">
-      <w:start w:val="1"/>
-      <w:numFmt w:val="decimal"/>
-      <w:lvlText w:val="%9."/>
-      <w:lvlJc w:val="start"/>
-      <w:pPr>
-        <w:tabs>
-          <w:tab w:val="num" w:pos="3600"/>
-        </w:tabs>
-        <w:ind w:start="3600" w:hanging="360"/>
-      </w:pPr>
-      <w:rPr/>
-    </w:lvl>
-  </w:abstractNum>
-  <w:abstractNum w:abstractNumId="5">
-    <w:lvl w:ilvl="0">
-      <w:start w:val="1"/>
-      <w:numFmt w:val="decimal"/>
-      <w:lvlText w:val="%1."/>
-      <w:lvlJc w:val="start"/>
-      <w:pPr>
-        <w:tabs>
-          <w:tab w:val="num" w:pos="720"/>
-        </w:tabs>
-        <w:ind w:start="720" w:hanging="360"/>
-      </w:pPr>
-      <w:rPr/>
-    </w:lvl>
-    <w:lvl w:ilvl="1">
-      <w:start w:val="1"/>
-      <w:numFmt w:val="decimal"/>
-      <w:lvlText w:val="%2."/>
-      <w:lvlJc w:val="start"/>
-      <w:pPr>
-        <w:tabs>
-          <w:tab w:val="num" w:pos="1080"/>
-        </w:tabs>
-        <w:ind w:start="1080" w:hanging="360"/>
-      </w:pPr>
-      <w:rPr/>
-    </w:lvl>
-    <w:lvl w:ilvl="2">
-      <w:start w:val="1"/>
-      <w:numFmt w:val="decimal"/>
-      <w:lvlText w:val="%3."/>
-      <w:lvlJc w:val="start"/>
-      <w:pPr>
-        <w:tabs>
-          <w:tab w:val="num" w:pos="1440"/>
-        </w:tabs>
-        <w:ind w:start="1440" w:hanging="360"/>
-      </w:pPr>
-      <w:rPr/>
-    </w:lvl>
-    <w:lvl w:ilvl="3">
-      <w:start w:val="1"/>
-      <w:numFmt w:val="decimal"/>
-      <w:lvlText w:val="%4."/>
-      <w:lvlJc w:val="start"/>
-      <w:pPr>
-        <w:tabs>
-          <w:tab w:val="num" w:pos="1800"/>
-        </w:tabs>
-        <w:ind w:start="1800" w:hanging="360"/>
-      </w:pPr>
-      <w:rPr/>
-    </w:lvl>
-    <w:lvl w:ilvl="4">
-      <w:start w:val="1"/>
-      <w:numFmt w:val="decimal"/>
-      <w:lvlText w:val="%5."/>
-      <w:lvlJc w:val="start"/>
-      <w:pPr>
-        <w:tabs>
-          <w:tab w:val="num" w:pos="2160"/>
-        </w:tabs>
-        <w:ind w:start="2160" w:hanging="360"/>
-      </w:pPr>
-      <w:rPr/>
-    </w:lvl>
-    <w:lvl w:ilvl="5">
-      <w:start w:val="1"/>
-      <w:numFmt w:val="decimal"/>
-      <w:lvlText w:val="%6."/>
-      <w:lvlJc w:val="start"/>
-      <w:pPr>
-        <w:tabs>
-          <w:tab w:val="num" w:pos="2520"/>
-        </w:tabs>
-        <w:ind w:start="2520" w:hanging="360"/>
-      </w:pPr>
-      <w:rPr/>
-    </w:lvl>
-    <w:lvl w:ilvl="6">
-      <w:start w:val="1"/>
-      <w:numFmt w:val="decimal"/>
-      <w:lvlText w:val="%7."/>
-      <w:lvlJc w:val="start"/>
-      <w:pPr>
-        <w:tabs>
-          <w:tab w:val="num" w:pos="2880"/>
-        </w:tabs>
-        <w:ind w:start="2880" w:hanging="360"/>
-      </w:pPr>
-      <w:rPr/>
-    </w:lvl>
-    <w:lvl w:ilvl="7">
-      <w:start w:val="1"/>
-      <w:numFmt w:val="decimal"/>
-      <w:lvlText w:val="%8."/>
-      <w:lvlJc w:val="start"/>
-      <w:pPr>
-        <w:tabs>
-          <w:tab w:val="num" w:pos="3240"/>
-        </w:tabs>
-        <w:ind w:start="3240" w:hanging="360"/>
-      </w:pPr>
-      <w:rPr/>
-    </w:lvl>
-    <w:lvl w:ilvl="8">
-      <w:start w:val="1"/>
-      <w:numFmt w:val="decimal"/>
-      <w:lvlText w:val="%9."/>
-      <w:lvlJc w:val="start"/>
-      <w:pPr>
-        <w:tabs>
-          <w:tab w:val="num" w:pos="3600"/>
-        </w:tabs>
-        <w:ind w:start="3600" w:hanging="360"/>
-      </w:pPr>
-      <w:rPr/>
     </w:lvl>
   </w:abstractNum>
   <w:num w:numId="1">
@@ -3692,7 +3529,7 @@
     <w:pPr>
       <w:widowControl/>
       <w:suppressAutoHyphens w:val="true"/>
-      <w:overflowPunct w:val="true"/>
+      <w:overflowPunct w:val="false"/>
       <w:bidi w:val="0"/>
       <w:snapToGrid w:val="false"/>
       <w:spacing w:before="0" w:after="0"/>
@@ -3716,7 +3553,7 @@
     <w:pPr>
       <w:numPr>
         <w:ilvl w:val="0"/>
-        <w:numId w:val="2"/>
+        <w:numId w:val="1"/>
       </w:numPr>
       <w:spacing w:before="240" w:after="120"/>
       <w:outlineLvl w:val="0"/>
@@ -3744,8 +3581,8 @@
       <w:bCs/>
     </w:rPr>
   </w:style>
-  <w:style w:type="character" w:styleId="Bullets">
-    <w:name w:val="Bullets"/>
+  <w:style w:type="character" w:styleId="Bulletsuser">
+    <w:name w:val="Bullets (user)"/>
     <w:qFormat/>
     <w:rPr>
       <w:rFonts w:ascii="OpenSymbol" w:hAnsi="OpenSymbol" w:eastAsia="OpenSymbol" w:cs="OpenSymbol"/>
@@ -3767,13 +3604,13 @@
     <w:name w:val="line number"/>
     <w:rPr/>
   </w:style>
-  <w:style w:type="character" w:styleId="FootnoteCharacters">
-    <w:name w:val="Footnote Characters"/>
+  <w:style w:type="character" w:styleId="FootnoteCharactersuser">
+    <w:name w:val="Footnote Characters (user)"/>
     <w:qFormat/>
     <w:rPr/>
   </w:style>
-  <w:style w:type="character" w:styleId="EndnoteCharacters">
-    <w:name w:val="Endnote Characters"/>
+  <w:style w:type="character" w:styleId="EndnoteCharactersuser">
+    <w:name w:val="Endnote Characters (user)"/>
     <w:qFormat/>
     <w:rPr/>
   </w:style>
@@ -3862,7 +3699,7 @@
     <w:pPr>
       <w:widowControl/>
       <w:suppressAutoHyphens w:val="true"/>
-      <w:overflowPunct w:val="true"/>
+      <w:overflowPunct w:val="false"/>
       <w:bidi w:val="0"/>
       <w:spacing w:before="0" w:after="0"/>
       <w:jc w:val="start"/>
